--- a/admin/entwicklung/vorlagen/verfahrensdokumentation.docx
+++ b/admin/entwicklung/vorlagen/verfahrensdokumentation.docx
@@ -337,7 +337,23 @@
         <w:t xml:space="preserve"> </w:t>
       </w:r>
       <w:r>
-        <w:t xml:space="preserve">[Wer] scannt eingehende Belege [täglich / wöchentlich] mit [Scanner, Modell]. Die Datei wird über</w:t>
+        <w:t xml:space="preserve">[Wer] scannt eingehende Belege [täglich / wöchentlich] mit [Scanner, Modell]. Die Datei kommt als</w:t>
+      </w:r>
+      <w:r>
+        <w:t xml:space="preserve"> </w:t>
+      </w:r>
+      <w:r>
+        <w:rPr>
+          <w:bCs/>
+          <w:b/>
+        </w:rPr>
+        <w:t xml:space="preserve">Post</w:t>
+      </w:r>
+      <w:r>
+        <w:t xml:space="preserve"> </w:t>
+      </w:r>
+      <w:r>
+        <w:t xml:space="preserve">ins DMS – [über</w:t>
       </w:r>
       <w:r>
         <w:t xml:space="preserve"> </w:t>
@@ -353,23 +369,23 @@
         <w:t xml:space="preserve"> </w:t>
       </w:r>
       <w:r>
-        <w:t xml:space="preserve">als</w:t>
-      </w:r>
-      <w:r>
-        <w:t xml:space="preserve"> </w:t>
-      </w:r>
-      <w:r>
-        <w:rPr>
-          <w:bCs/>
-          <w:b/>
-        </w:rPr>
-        <w:t xml:space="preserve">Post</w:t>
-      </w:r>
-      <w:r>
-        <w:t xml:space="preserve"> </w:t>
-      </w:r>
-      <w:r>
-        <w:t xml:space="preserve">im DMS abgelegt. Das DMS hält dabei fest,</w:t>
+        <w:t xml:space="preserve">(Kanal „Hochgeladen“) / direkt vom Scanner in den</w:t>
+      </w:r>
+      <w:r>
+        <w:t xml:space="preserve"> </w:t>
+      </w:r>
+      <w:r>
+        <w:rPr>
+          <w:bCs/>
+          <w:b/>
+        </w:rPr>
+        <w:t xml:space="preserve">Eingangsordner</w:t>
+      </w:r>
+      <w:r>
+        <w:t xml:space="preserve"> </w:t>
+      </w:r>
+      <w:r>
+        <w:t xml:space="preserve">(Werkbank → Eingangsordner, Kanal „Ordner“)]. Das DMS hält dabei fest,</w:t>
       </w:r>
       <w:r>
         <w:t xml:space="preserve"> </w:t>
@@ -385,7 +401,7 @@
         <w:t xml:space="preserve"> </w:t>
       </w:r>
       <w:r>
-        <w:t xml:space="preserve">sie</w:t>
+        <w:t xml:space="preserve">bzw. welcher Weg sie</w:t>
       </w:r>
       <w:r>
         <w:t xml:space="preserve"> </w:t>
@@ -401,7 +417,7 @@
         <w:t xml:space="preserve"> </w:t>
       </w:r>
       <w:r>
-        <w:t xml:space="preserve">angelegt hat (Kanal „Hochgeladen“).</w:t>
+        <w:t xml:space="preserve">angelegt hat.</w:t>
       </w:r>
     </w:p>
     <w:p>
@@ -439,7 +455,23 @@
         <w:t xml:space="preserve"> </w:t>
       </w:r>
       <w:r>
-        <w:t xml:space="preserve">über „+ Post“ ab. Bei E-Rechnungen (XRechnung, ZUGFeRD) wird die</w:t>
+        <w:t xml:space="preserve">über „+ Post“ ab. [Oder: Das DMS holt E-Mails aus dem Postfach [Adresse] ab (Werkbank → Postfächer, Kanal „E-Mail“); die Anhänge liegen</w:t>
+      </w:r>
+      <w:r>
+        <w:t xml:space="preserve"> </w:t>
+      </w:r>
+      <w:r>
+        <w:rPr>
+          <w:bCs/>
+          <w:b/>
+        </w:rPr>
+        <w:t xml:space="preserve">im Original</w:t>
+      </w:r>
+      <w:r>
+        <w:t xml:space="preserve"> </w:t>
+      </w:r>
+      <w:r>
+        <w:t xml:space="preserve">an der Post.] Bei E-Rechnungen (XRechnung, ZUGFeRD) wird die</w:t>
       </w:r>
       <w:r>
         <w:t xml:space="preserve"> </w:t>
@@ -547,7 +579,23 @@
         <w:t xml:space="preserve"> </w:t>
       </w:r>
       <w:r>
-        <w:t xml:space="preserve">(z. B. einer Rechnung, einem Vertrag). Dabei wandern die Dokumente in ein Register dieser Mappe; das Protokoll beider Mappen hält fest, wer wann zugeordnet hat.</w:t>
+        <w:t xml:space="preserve">(z. B. einer Rechnung, einem Vertrag). Dabei wandern die Dokumente in ein Register dieser Mappe; die</w:t>
+      </w:r>
+      <w:r>
+        <w:t xml:space="preserve"> </w:t>
+      </w:r>
+      <w:r>
+        <w:rPr>
+          <w:bCs/>
+          <w:b/>
+        </w:rPr>
+        <w:t xml:space="preserve">Historie</w:t>
+      </w:r>
+      <w:r>
+        <w:t xml:space="preserve"> </w:t>
+      </w:r>
+      <w:r>
+        <w:t xml:space="preserve">beider Mappen hält fest, wer wann zugeordnet hat.</w:t>
       </w:r>
     </w:p>
     <w:bookmarkEnd w:id="21"/>
@@ -752,7 +800,7 @@
           <w:bCs/>
           <w:b/>
         </w:rPr>
-        <w:t xml:space="preserve">Sichten</w:t>
+        <w:t xml:space="preserve">Ansichten</w:t>
       </w:r>
       <w:r>
         <w:t xml:space="preserve"> </w:t>
@@ -782,7 +830,80 @@
         <w:pStyle w:val="Compact"/>
       </w:pPr>
       <w:r>
-        <w:t xml:space="preserve">Aufbewahrungsfristen: [Buchungsbelege 8 Jahre, Bücher und Aufzeichnungen 10 Jahre, Geschäftsbriefe 6 Jahre – jeweils ab Ende des Kalenderjahres; mit der Steuerberatung abstimmen]. Vor Ablauf der Frist werden Belege nicht gelöscht. [Wie das sichergestellt wird, z. B. Berechtigungen: nur … darf löschen; jährliche Kontrolle durch …]</w:t>
+        <w:t xml:space="preserve">Aufbewahrungsfristen: [Buchungsbelege 8 Jahre, Bücher und Aufzeichnungen 10 Jahre, Geschäftsbriefe 6 Jahre – jeweils ab Ende des Kalenderjahres; mit der Steuerberatung abstimmen]. Vor Ablauf der Frist werden Belege nicht gelöscht.</w:t>
+      </w:r>
+    </w:p>
+    <w:p>
+      <w:pPr>
+        <w:numPr>
+          <w:ilvl w:val="0"/>
+          <w:numId w:val="1003"/>
+        </w:numPr>
+        <w:pStyle w:val="Compact"/>
+      </w:pPr>
+      <w:r>
+        <w:rPr>
+          <w:bCs/>
+          <w:b/>
+        </w:rPr>
+        <w:t xml:space="preserve">Archivmodus:</w:t>
+      </w:r>
+      <w:r>
+        <w:t xml:space="preserve"> </w:t>
+      </w:r>
+      <w:r>
+        <w:t xml:space="preserve">Für die Mappentypen [Rechnung, Kontoauszug, …] ist der Archivmodus eingeschaltet (Werkbank → Mappentypen → Abschnitt Archivmodus): Aufbewahrungsfrist [8] Jahre, Stichtag [Rechnungsdatum], gerechnet bis zum 31.12. des Stichtagsjahres plus die Jahre. Bis zum Fristende lassen sich weder die Mappen noch einzelne Dokumente löschen –</w:t>
+      </w:r>
+      <w:r>
+        <w:t xml:space="preserve"> </w:t>
+      </w:r>
+      <w:r>
+        <w:rPr>
+          <w:bCs/>
+          <w:b/>
+        </w:rPr>
+        <w:t xml:space="preserve">auch nicht von Administratoren</w:t>
+      </w:r>
+      <w:r>
+        <w:t xml:space="preserve">, auch nicht über Papierkorb oder Schnittstelle.</w:t>
+      </w:r>
+    </w:p>
+    <w:p>
+      <w:pPr>
+        <w:numPr>
+          <w:ilvl w:val="0"/>
+          <w:numId w:val="1003"/>
+        </w:numPr>
+        <w:pStyle w:val="Compact"/>
+      </w:pPr>
+      <w:r>
+        <w:rPr>
+          <w:bCs/>
+          <w:b/>
+        </w:rPr>
+        <w:t xml:space="preserve">Nach Fristende:</w:t>
+      </w:r>
+      <w:r>
+        <w:t xml:space="preserve"> </w:t>
+      </w:r>
+      <w:r>
+        <w:t xml:space="preserve">Unter</w:t>
+      </w:r>
+      <w:r>
+        <w:t xml:space="preserve"> </w:t>
+      </w:r>
+      <w:r>
+        <w:rPr>
+          <w:bCs/>
+          <w:b/>
+        </w:rPr>
+        <w:t xml:space="preserve">Werkbank → Darf weg</w:t>
+      </w:r>
+      <w:r>
+        <w:t xml:space="preserve"> </w:t>
+      </w:r>
+      <w:r>
+        <w:t xml:space="preserve">stehen die Mappen, deren Frist abgelaufen ist. [Wer] prüft die Liste [jährlich, z. B. im Januar] und löscht, was weg darf. Das DMS löscht nie von selbst.</w:t>
       </w:r>
     </w:p>
     <w:bookmarkEnd w:id="23"/>
@@ -804,23 +925,20 @@
         <w:pStyle w:val="Compact"/>
       </w:pPr>
       <w:r>
-        <w:t xml:space="preserve">Das DMS führt zu jeder Mappe ein</w:t>
-      </w:r>
-      <w:r>
-        <w:t xml:space="preserve"> </w:t>
-      </w:r>
-      <w:r>
-        <w:rPr>
-          <w:bCs/>
-          <w:b/>
-        </w:rPr>
-        <w:t xml:space="preserve">Protokoll</w:t>
-      </w:r>
-      <w:r>
-        <w:t xml:space="preserve"> </w:t>
-      </w:r>
-      <w:r>
-        <w:t xml:space="preserve">(Werkbank-Begriff: Historie): Anlage, jede Änderung eines Feldes mit</w:t>
+        <w:t xml:space="preserve">Das DMS führt zu jeder Mappe eine</w:t>
+      </w:r>
+      <w:r>
+        <w:t xml:space="preserve"> </w:t>
+      </w:r>
+      <w:r>
+        <w:rPr>
+          <w:bCs/>
+          <w:b/>
+        </w:rPr>
+        <w:t xml:space="preserve">Historie</w:t>
+      </w:r>
+      <w:r>
+        <w:t xml:space="preserve">: Anlage, jede Änderung eines Feldes mit</w:t>
       </w:r>
       <w:r>
         <w:t xml:space="preserve"> </w:t>
@@ -833,7 +951,7 @@
         <w:t xml:space="preserve">altem und neuem Wert</w:t>
       </w:r>
       <w:r>
-        <w:t xml:space="preserve">, wer, wann; hochgeladene und gelöschte Dokumente; Zuordnungen; versendete E-Mails.</w:t>
+        <w:t xml:space="preserve">, wer, wann; hochgeladene und gelöschte Dokumente, neue Versionen; Zuordnungen; versendete E-Mails. Bei Mappentypen im Archivmodus wird die Historie nie aufgeräumt.</w:t>
       </w:r>
     </w:p>
     <w:p>
@@ -873,6 +991,104 @@
         <w:pStyle w:val="Compact"/>
       </w:pPr>
       <w:r>
+        <w:rPr>
+          <w:bCs/>
+          <w:b/>
+        </w:rPr>
+        <w:t xml:space="preserve">Änderungen nur als neue Version:</w:t>
+      </w:r>
+      <w:r>
+        <w:t xml:space="preserve"> </w:t>
+      </w:r>
+      <w:r>
+        <w:t xml:space="preserve">Im Archivmodus ist die Versionierung für alle Dokumentenregister Pflicht. Ein geändertes Dokument wird als neue</w:t>
+      </w:r>
+      <w:r>
+        <w:t xml:space="preserve"> </w:t>
+      </w:r>
+      <w:r>
+        <w:rPr>
+          <w:bCs/>
+          <w:b/>
+        </w:rPr>
+        <w:t xml:space="preserve">Version</w:t>
+      </w:r>
+      <w:r>
+        <w:t xml:space="preserve"> </w:t>
+      </w:r>
+      <w:r>
+        <w:t xml:space="preserve">abgelegt; ältere Versionen bleiben bis zum Fristende erhalten.</w:t>
+      </w:r>
+    </w:p>
+    <w:p>
+      <w:pPr>
+        <w:numPr>
+          <w:ilvl w:val="0"/>
+          <w:numId w:val="1004"/>
+        </w:numPr>
+        <w:pStyle w:val="Compact"/>
+      </w:pPr>
+      <w:r>
+        <w:rPr>
+          <w:bCs/>
+          <w:b/>
+        </w:rPr>
+        <w:t xml:space="preserve">Ohne Archivmodus</w:t>
+      </w:r>
+      <w:r>
+        <w:t xml:space="preserve"> </w:t>
+      </w:r>
+      <w:r>
+        <w:t xml:space="preserve">lässt sich ein einzelnes Dokument endgültig löschen (der Papierkorb nimmt nur ganze Mappen auf). Deshalb gilt der Archivmodus für alle aufbewahrungspflichtigen Mappentypen: [Liste].</w:t>
+      </w:r>
+    </w:p>
+    <w:p>
+      <w:pPr>
+        <w:numPr>
+          <w:ilvl w:val="0"/>
+          <w:numId w:val="1004"/>
+        </w:numPr>
+        <w:pStyle w:val="Compact"/>
+      </w:pPr>
+      <w:r>
+        <w:rPr>
+          <w:bCs/>
+          <w:b/>
+        </w:rPr>
+        <w:t xml:space="preserve">Prüfung der Dateien:</w:t>
+      </w:r>
+      <w:r>
+        <w:t xml:space="preserve"> </w:t>
+      </w:r>
+      <w:r>
+        <w:t xml:space="preserve">[Wer] startet [vierteljährlich / nach jedem Umzug des Speichers / vor dem Vernichten von Papier] unter</w:t>
+      </w:r>
+      <w:r>
+        <w:t xml:space="preserve"> </w:t>
+      </w:r>
+      <w:r>
+        <w:rPr>
+          <w:bCs/>
+          <w:b/>
+        </w:rPr>
+        <w:t xml:space="preserve">Werkbank → Wartungsoperationen → Alle Dateien prüfen</w:t>
+      </w:r>
+      <w:r>
+        <w:t xml:space="preserve"> </w:t>
+      </w:r>
+      <w:r>
+        <w:t xml:space="preserve">einen Abgleich aller Dateien (auch älterer Versionen) mit ihrem Prüfwert. Abweichungen stehen in der Liste und im Protokoll; [Wer] klärt sie.</w:t>
+      </w:r>
+    </w:p>
+    <w:p>
+      <w:pPr>
+        <w:numPr>
+          <w:ilvl w:val="0"/>
+          <w:numId w:val="1004"/>
+        </w:numPr>
+        <w:pStyle w:val="Compact"/>
+      </w:pPr>
+      <w:r>
         <w:t xml:space="preserve">Gelöschte Mappen kommen in den</w:t>
       </w:r>
       <w:r>
@@ -889,7 +1105,7 @@
         <w:t xml:space="preserve"> </w:t>
       </w:r>
       <w:r>
-        <w:t xml:space="preserve">(Frist: [z. B. 30 Tage], Werkbank → Papierkorb) und lassen sich bis dahin wiederherstellen; das Löschen steht im Protokoll.</w:t>
+        <w:t xml:space="preserve">(Frist: [z. B. 30 Tage], Werkbank → Papierkorb) und lassen sich bis dahin wiederherstellen; das Löschen steht in der Historie.</w:t>
       </w:r>
     </w:p>
     <w:p>
@@ -901,7 +1117,7 @@
         <w:pStyle w:val="Compact"/>
       </w:pPr>
       <w:r>
-        <w:t xml:space="preserve">[Wer Mappen und Dokumente löschen darf, regeln die Berechtigungen, siehe Abschnitt 6.]</w:t>
+        <w:t xml:space="preserve">[Wer Mappen nach Fristende löschen darf, regeln die Berechtigungen, siehe Abschnitt 6.]</w:t>
       </w:r>
     </w:p>
     <w:bookmarkEnd w:id="24"/>
@@ -939,7 +1155,7 @@
         <w:t xml:space="preserve"> </w:t>
       </w:r>
       <w:r>
-        <w:t xml:space="preserve">(E-Mail-Adresse und Passwort). Konten: [Liste der Benutzer und ihrer Rolle].</w:t>
+        <w:t xml:space="preserve">(E-Mail-Adresse und Passwort). Konten: [Liste der Benutzer, ihrer Systemrolle (Administrator / Mitglied) und ihrer Rollen].</w:t>
       </w:r>
     </w:p>
     <w:p>
@@ -955,13 +1171,82 @@
           <w:bCs/>
           <w:b/>
         </w:rPr>
+        <w:t xml:space="preserve">Zwei-Faktor-Anmeldung:</w:t>
+      </w:r>
+      <w:r>
+        <w:t xml:space="preserve"> </w:t>
+      </w:r>
+      <w:r>
+        <w:t xml:space="preserve">[vorgeschrieben für Administratoren / für alle / freiwillig] (Werkbank → Anmeldeschutz).</w:t>
+      </w:r>
+    </w:p>
+    <w:p>
+      <w:pPr>
+        <w:numPr>
+          <w:ilvl w:val="0"/>
+          <w:numId w:val="1005"/>
+        </w:numPr>
+        <w:pStyle w:val="Compact"/>
+      </w:pPr>
+      <w:r>
+        <w:t xml:space="preserve">[</w:t>
+      </w:r>
+      <w:r>
+        <w:rPr>
+          <w:bCs/>
+          <w:b/>
+        </w:rPr>
+        <w:t xml:space="preserve">Anmeldung über einen Anbieter</w:t>
+      </w:r>
+      <w:r>
+        <w:t xml:space="preserve"> </w:t>
+      </w:r>
+      <w:r>
+        <w:t xml:space="preserve">(OpenID Connect), z. B. [Microsoft 365 / …] – oder: nicht genutzt.]</w:t>
+      </w:r>
+    </w:p>
+    <w:p>
+      <w:pPr>
+        <w:numPr>
+          <w:ilvl w:val="0"/>
+          <w:numId w:val="1005"/>
+        </w:numPr>
+        <w:pStyle w:val="Compact"/>
+      </w:pPr>
+      <w:r>
+        <w:rPr>
+          <w:bCs/>
+          <w:b/>
+        </w:rPr>
+        <w:t xml:space="preserve">Anmeldeschutz:</w:t>
+      </w:r>
+      <w:r>
+        <w:t xml:space="preserve"> </w:t>
+      </w:r>
+      <w:r>
+        <w:t xml:space="preserve">Nach wiederholten Fehlversuchen sperrt das DMS die Anmeldung bzw. die IP-Adresse vorübergehend; Sperren stehen im Protokoll. [Einstellungen, falls geändert.]</w:t>
+      </w:r>
+    </w:p>
+    <w:p>
+      <w:pPr>
+        <w:numPr>
+          <w:ilvl w:val="0"/>
+          <w:numId w:val="1005"/>
+        </w:numPr>
+        <w:pStyle w:val="Compact"/>
+      </w:pPr>
+      <w:r>
+        <w:rPr>
+          <w:bCs/>
+          <w:b/>
+        </w:rPr>
         <w:t xml:space="preserve">Rollen und Berechtigungen</w:t>
       </w:r>
       <w:r>
         <w:t xml:space="preserve"> </w:t>
       </w:r>
       <w:r>
-        <w:t xml:space="preserve">je Mappentyp regeln, wer lesen, anlegen, bearbeiten und löschen darf (Werkbank → Berechtigungen). Für Belege gilt: [z. B. nur … darf löschen; … darf nur lesen].</w:t>
+        <w:t xml:space="preserve">je Mappentyp regeln, wer anlegen, lesen, bearbeiten, löschen und Passwörter sehen darf (Werkbank → Mappentypen → Abschnitt Berechtigungen; Rollen unter Werkbank → Benutzer). Für Administratoren gelten die Regeln nicht. Für Belege gilt: [z. B. nur … darf löschen; … darf nur lesen].</w:t>
       </w:r>
     </w:p>
     <w:p>
@@ -1180,7 +1465,7 @@
         <w:pStyle w:val="Compact"/>
       </w:pPr>
       <w:r>
-        <w:t xml:space="preserve">Belege lassen sich aus jeder Sicht</w:t>
+        <w:t xml:space="preserve">Belege lassen sich aus jeder Ansicht</w:t>
       </w:r>
       <w:r>
         <w:t xml:space="preserve"> </w:t>
@@ -1193,7 +1478,20 @@
         <w:t xml:space="preserve">exportieren</w:t>
       </w:r>
       <w:r>
-        <w:t xml:space="preserve">: Tabelle (CSV, XLSX), ZIP mit Dokumenten oder PDF (Sicht → Exportieren).</w:t>
+        <w:t xml:space="preserve">: Tabelle (CSV, XLSX), ZIP mit Dokumenten oder PDF (in der Ansicht</w:t>
+      </w:r>
+      <w:r>
+        <w:t xml:space="preserve"> </w:t>
+      </w:r>
+      <w:r>
+        <w:rPr>
+          <w:bCs/>
+          <w:b/>
+        </w:rPr>
+        <w:t xml:space="preserve">Exportieren …</w:t>
+      </w:r>
+      <w:r>
+        <w:t xml:space="preserve">, für ausgewählte oder alle Treffer), sofern das Recht zum Exportieren an der Ansicht besteht.</w:t>
       </w:r>
     </w:p>
     <w:p>
@@ -1328,7 +1626,7 @@
               <w:jc w:val="left"/>
             </w:pPr>
             <w:r>
-              <w:t xml:space="preserve">erste Fassung</w:t>
+              <w:t xml:space="preserve">erste Version</w:t>
             </w:r>
           </w:p>
         </w:tc>
